--- a/Weather Crisis Dashboard.docx
+++ b/Weather Crisis Dashboard.docx
@@ -68,13 +68,14 @@
       <w:r>
         <w:t xml:space="preserve">This project is a real-time Weather Crisis Dashboard built using </w:t>
       </w:r>
-      <w:proofErr w:type="spellStart"/>
-      <w:r>
-        <w:t>Pythom</w:t>
-      </w:r>
-      <w:proofErr w:type="spellEnd"/>
-      <w:r>
-        <w:t xml:space="preserve"> and </w:t>
+      <w:r>
+        <w:t>Python</w:t>
+      </w:r>
+      <w:r>
+        <w:t xml:space="preserve"> </w:t>
+      </w:r>
+      <w:r>
+        <w:t xml:space="preserve">and </w:t>
       </w:r>
       <w:proofErr w:type="spellStart"/>
       <w:r>
@@ -192,13 +193,10 @@
         <w:ind w:firstLine="720"/>
       </w:pPr>
       <w:r>
-        <w:t xml:space="preserve">Severe weather such as tornadoes or flash floods. Puts millions of lives at risk annually. Though people </w:t>
-      </w:r>
-      <w:r>
-        <w:t>can</w:t>
-      </w:r>
-      <w:r>
-        <w:t xml:space="preserve"> find real-time data through the apps on their phones or new weather reports, it often lacks the ability for users to be able to interpret the data quickly due to a lack of visualization and accessibility. This project allows for severe weather data to be implemented into an interactive dashboard by combining the data with visual tools, which allow an improved user experience of awareness and accessibility to critical safety information. Unlike most weather platforms, this program is based on purely active crisis alerts and emphasizes clarity through filtering and active alert</w:t>
+        <w:t>Severe weather events such as tornadoes and flash floods put millions of lives at risk annually</w:t>
+      </w:r>
+      <w:r>
+        <w:t>. Though people can find real-time data through the apps on their phones or new weather reports, it often lacks the ability for users to be able to interpret the data quickly due to a lack of visualization and accessibility. This project allows for severe weather data to be implemented into an interactive dashboard by combining the data with visual tools, which allow an improved user experience of awareness and accessibility to critical safety information. Unlike most weather platforms, this program is based on purely active crisis alerts and emphasizes clarity through filtering and active alert</w:t>
       </w:r>
     </w:p>
     <w:p/>
@@ -741,6 +739,11 @@
       <w:pPr>
         <w:pStyle w:val="NormalWeb"/>
         <w:spacing w:before="0" w:beforeAutospacing="0" w:after="0" w:afterAutospacing="0"/>
+        <w:rPr>
+          <w:color w:val="000000"/>
+          <w:sz w:val="22"/>
+          <w:szCs w:val="22"/>
+        </w:rPr>
       </w:pPr>
       <w:r>
         <w:rPr>
@@ -779,6 +782,13 @@
       </w:r>
     </w:p>
     <w:p>
+      <w:pPr>
+        <w:pStyle w:val="NormalWeb"/>
+        <w:spacing w:before="0" w:beforeAutospacing="0" w:after="0" w:afterAutospacing="0"/>
+      </w:pPr>
+      <w:r>
+        <w:t>pip install -r requirements.txt</w:t>
+      </w:r>
       <w:r>
         <w:br/>
       </w:r>
@@ -1603,7 +1613,7 @@
           </mc:Choice>
           <mc:Fallback>
             <w:pict>
-              <v:rect w14:anchorId="1B7B336E" id="Rectangle 1" o:spid="_x0000_s1026" alt="Weather dashboard app workflow diagram" style="width:24pt;height:24pt;visibility:visible;mso-wrap-style:square;mso-left-percent:-10001;mso-top-percent:-10001;mso-position-horizontal:absolute;mso-position-horizontal-relative:char;mso-position-vertical:absolute;mso-position-vertical-relative:line;mso-left-percent:-10001;mso-top-percent:-10001;v-text-anchor:top" o:gfxdata="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" filled="f" stroked="f">
+              <v:rect w14:anchorId="1B7B336E" id="Rectangle 1" o:spid="_x0000_s1026" alt="Weather dashboard app workflow diagram" style="width:24pt;height:24pt;visibility:visible;mso-wrap-style:square;mso-left-percent:-10001;mso-top-percent:-10001;mso-position-horizontal:absolute;mso-position-horizontal-relative:char;mso-position-vertical:absolute;mso-position-vertical-relative:line;mso-left-percent:-10001;mso-top-percent:-10001;v-text-anchor:top" o:gfxdata="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" filled="f" stroked="f">
                 <o:lock v:ext="edit" aspectratio="t"/>
                 <w10:anchorlock/>
               </v:rect>
@@ -1661,6 +1671,101 @@
           </wp:inline>
         </w:drawing>
       </w:r>
+      <w:r>
+        <w:rPr>
+          <w:noProof/>
+          <w14:ligatures w14:val="standardContextual"/>
+        </w:rPr>
+        <w:lastRenderedPageBreak/>
+        <w:drawing>
+          <wp:inline distT="0" distB="0" distL="0" distR="0" wp14:anchorId="232BBEA1" wp14:editId="4D107758">
+            <wp:extent cx="5943600" cy="2917825"/>
+            <wp:effectExtent l="0" t="0" r="0" b="0"/>
+            <wp:docPr id="921053322" name="Picture 2"/>
+            <wp:cNvGraphicFramePr>
+              <a:graphicFrameLocks xmlns:a="http://schemas.openxmlformats.org/drawingml/2006/main" noChangeAspect="1"/>
+            </wp:cNvGraphicFramePr>
+            <a:graphic xmlns:a="http://schemas.openxmlformats.org/drawingml/2006/main">
+              <a:graphicData uri="http://schemas.openxmlformats.org/drawingml/2006/picture">
+                <pic:pic xmlns:pic="http://schemas.openxmlformats.org/drawingml/2006/picture">
+                  <pic:nvPicPr>
+                    <pic:cNvPr id="921053322" name="Picture 921053322"/>
+                    <pic:cNvPicPr/>
+                  </pic:nvPicPr>
+                  <pic:blipFill>
+                    <a:blip r:embed="rId8" cstate="print">
+                      <a:extLst>
+                        <a:ext uri="{28A0092B-C50C-407E-A947-70E740481C1C}">
+                          <a14:useLocalDpi xmlns:a14="http://schemas.microsoft.com/office/drawing/2010/main" val="0"/>
+                        </a:ext>
+                      </a:extLst>
+                    </a:blip>
+                    <a:stretch>
+                      <a:fillRect/>
+                    </a:stretch>
+                  </pic:blipFill>
+                  <pic:spPr>
+                    <a:xfrm>
+                      <a:off x="0" y="0"/>
+                      <a:ext cx="5943600" cy="2917825"/>
+                    </a:xfrm>
+                    <a:prstGeom prst="rect">
+                      <a:avLst/>
+                    </a:prstGeom>
+                  </pic:spPr>
+                </pic:pic>
+              </a:graphicData>
+            </a:graphic>
+          </wp:inline>
+        </w:drawing>
+      </w:r>
+      <w:r>
+        <w:rPr>
+          <w:noProof/>
+          <w14:ligatures w14:val="standardContextual"/>
+        </w:rPr>
+        <w:drawing>
+          <wp:inline distT="0" distB="0" distL="0" distR="0" wp14:anchorId="48024167" wp14:editId="3EFB62F7">
+            <wp:extent cx="5943600" cy="2930525"/>
+            <wp:effectExtent l="0" t="0" r="0" b="3175"/>
+            <wp:docPr id="964970729" name="Picture 3"/>
+            <wp:cNvGraphicFramePr>
+              <a:graphicFrameLocks xmlns:a="http://schemas.openxmlformats.org/drawingml/2006/main" noChangeAspect="1"/>
+            </wp:cNvGraphicFramePr>
+            <a:graphic xmlns:a="http://schemas.openxmlformats.org/drawingml/2006/main">
+              <a:graphicData uri="http://schemas.openxmlformats.org/drawingml/2006/picture">
+                <pic:pic xmlns:pic="http://schemas.openxmlformats.org/drawingml/2006/picture">
+                  <pic:nvPicPr>
+                    <pic:cNvPr id="964970729" name="Picture 964970729"/>
+                    <pic:cNvPicPr/>
+                  </pic:nvPicPr>
+                  <pic:blipFill>
+                    <a:blip r:embed="rId9" cstate="print">
+                      <a:extLst>
+                        <a:ext uri="{28A0092B-C50C-407E-A947-70E740481C1C}">
+                          <a14:useLocalDpi xmlns:a14="http://schemas.microsoft.com/office/drawing/2010/main" val="0"/>
+                        </a:ext>
+                      </a:extLst>
+                    </a:blip>
+                    <a:stretch>
+                      <a:fillRect/>
+                    </a:stretch>
+                  </pic:blipFill>
+                  <pic:spPr>
+                    <a:xfrm>
+                      <a:off x="0" y="0"/>
+                      <a:ext cx="5943600" cy="2930525"/>
+                    </a:xfrm>
+                    <a:prstGeom prst="rect">
+                      <a:avLst/>
+                    </a:prstGeom>
+                  </pic:spPr>
+                </pic:pic>
+              </a:graphicData>
+            </a:graphic>
+          </wp:inline>
+        </w:drawing>
+      </w:r>
     </w:p>
     <w:p>
       <w:pPr>
@@ -1681,7 +1786,6 @@
           <w:color w:val="000000" w:themeColor="text1"/>
           <w:u w:val="single"/>
         </w:rPr>
-        <w:lastRenderedPageBreak/>
         <w:t>Functionalities and Test Results</w:t>
       </w:r>
     </w:p>
@@ -1793,6 +1897,7 @@
         <w:rPr>
           <w:rStyle w:val="Strong"/>
         </w:rPr>
+        <w:lastRenderedPageBreak/>
         <w:t>Detailed Alert Display</w:t>
       </w:r>
       <w:r>
@@ -2060,19 +2165,6 @@
     </w:p>
     <w:p>
       <w:pPr>
-        <w:pStyle w:val="ListParagraph"/>
-        <w:spacing w:before="100" w:beforeAutospacing="1" w:after="100" w:afterAutospacing="1"/>
-      </w:pPr>
-      <w:r>
-        <w:lastRenderedPageBreak/>
-        <w:t xml:space="preserve">*INSERT </w:t>
-      </w:r>
-      <w:r>
-        <w:t>SCREENSHOT*</w:t>
-      </w:r>
-    </w:p>
-    <w:p>
-      <w:pPr>
         <w:numPr>
           <w:ilvl w:val="0"/>
           <w:numId w:val="18"/>
@@ -2147,6 +2239,7 @@
           <w:color w:val="000000" w:themeColor="text1"/>
           <w:u w:val="single"/>
         </w:rPr>
+        <w:lastRenderedPageBreak/>
         <w:t>Discussion and Conclusions</w:t>
       </w:r>
     </w:p>
@@ -2386,7 +2479,6 @@
           <w:color w:val="000000" w:themeColor="text1"/>
           <w:u w:val="single"/>
         </w:rPr>
-        <w:lastRenderedPageBreak/>
         <w:t>Overall Quality of Report and Project</w:t>
       </w:r>
     </w:p>
@@ -2426,6 +2518,7 @@
           <w:color w:val="000000" w:themeColor="text1"/>
           <w:u w:val="single"/>
         </w:rPr>
+        <w:lastRenderedPageBreak/>
         <w:t>AI Usage</w:t>
       </w:r>
     </w:p>
@@ -2437,7 +2530,10 @@
         <w:t>AI tools such as ChatGPT</w:t>
       </w:r>
       <w:r>
-        <w:t>/Claude</w:t>
+        <w:t xml:space="preserve"> and </w:t>
+      </w:r>
+      <w:r>
+        <w:t>Claude</w:t>
       </w:r>
       <w:r>
         <w:t xml:space="preserve"> were used to assist with:</w:t>
@@ -2496,7 +2592,13 @@
         <w:pStyle w:val="NormalWeb"/>
       </w:pPr>
       <w:r>
-        <w:t>The AI provided guidance and suggestions; however, all coding, implementation, testing, and final decisions were completed independently.</w:t>
+        <w:t xml:space="preserve">The AI provided guidance and suggestions; however, all coding, implementation, testing, and final decisions were completed </w:t>
+      </w:r>
+      <w:r>
+        <w:t>by us</w:t>
+      </w:r>
+      <w:r>
+        <w:t>.</w:t>
       </w:r>
     </w:p>
     <w:p/>
